--- a/Manuals/10_Turkish/07_Set_Ecosystem_Tutorial.docx
+++ b/Manuals/10_Turkish/07_Set_Ecosystem_Tutorial.docx
@@ -897,7 +897,7 @@
         <w:pStyle w:val="ListBullet"/>
       </w:pPr>
       <w:r>
-        <w:t>01–05 baseline ile başlayıp BUY/SELL'i ayırın.</w:t>
+        <w:t>Sinif ve enstrumana gore gezinin: her enstruman 11 sistem tipini tasir (01_SLTP'den 11_SIGNAL_ONLY'ye), yon basina bir set (BUY/SELL; birlesik grid icin BOTH) ve iki giris varyanti — MULTI, 0–10 gostergelerini tek eksende yaristirir, ICHIMOKU'nun kendi dosyasi vardir.</w:t>
       </w:r>
     </w:p>
     <w:p>
@@ -905,7 +905,7 @@
         <w:pStyle w:val="ListBullet"/>
       </w:pPr>
       <w:r>
-        <w:t>06 tek eksenli araştırmadır.</w:t>
+        <w:t>Faz 1 bolge kesfidir: genetigi set oldugu gibi calistirin — tam giris grubu (gosterge, yontem, zaman dilimi, applied price, periyotlar), sistemin cikislari ve filtre anahtarlari, hepsi bir arada.</w:t>
       </w:r>
     </w:p>
     <w:p>
@@ -913,7 +913,7 @@
         <w:pStyle w:val="ListBullet"/>
       </w:pPr>
       <w:r>
-        <w:t>07 giriş, 08 filtre, 09 risk, 10 çıkıştır.</w:t>
+        <w:t>Sonraki turlardan itibaren onceki fazda kararlastirilan 'yazi' girdilerini — enum ve boolean — Y→N ile kilitleyin ve yalnizca sayisallari acik birakin; bir filtrenin ayari ancak anahtari acik hayatta kaldiysa girer.</w:t>
       </w:r>
     </w:p>
     <w:p>
@@ -921,7 +921,7 @@
         <w:pStyle w:val="ListBullet"/>
       </w:pPr>
       <w:r>
-        <w:t>IS, OOS ve forward demo'yu kronolojik uygulayın.</w:t>
+        <w:t>ATR giris filtresi (EntradaATR) yalnizca grid sistemlerinde vardir; digerlerinde tasarim geregi kapali kalir.</w:t>
       </w:r>
     </w:p>
     <w:p>
@@ -929,7 +929,7 @@
         <w:pStyle w:val="ListBullet"/>
       </w:pPr>
       <w:r>
-        <w:t>Status, RelativePath ve SHA256 kontrol edin.</w:t>
+        <w:t>Kazanani gercek tiklerle dogrulayin: OHLC'ye karsi sapma ve out-of-sample tutma karar verir, asla in-sample kar degil.</w:t>
       </w:r>
     </w:p>
     <w:p>
@@ -937,7 +937,7 @@
         <w:pStyle w:val="ListBullet"/>
       </w:pPr>
       <w:r>
-        <w:t>Yalnızca açık USE tanımlı ortam için adaydır.</w:t>
+        <w:t>Gercek tikten sonra pozisyon boyutlandirmayi Percentage'a cevirip yeniden kosun: ancak o da gecerse terfi ettirin — set zaten o modda islem yapmalidir.</w:t>
       </w:r>
     </w:p>
     <w:p>
